--- a/eng/docx/12.content.docx
+++ b/eng/docx/12.content.docx
@@ -7387,21 +7387,21 @@
           <w:b/>
           <w:lang w:val="en_US" w:bidi="en_US"/>
         </w:rPr>
-        <w:t>What did the commanders of hundreds of the Carites and of the guard have to do before they saw the king’s son?</w:t>
-      </w:r>
-    </w:p>
-    <w:p>
-      <w:pPr/>
-      <w:r>
-        <w:rPr>
-          <w:lang w:val="en_US" w:bidi="en_US"/>
-        </w:rPr>
-      </w:r>
-      <w:r>
-        <w:rPr>
-          <w:lang w:val="en_US" w:bidi="en_US"/>
-        </w:rPr>
-        <w:t>The commanders of hundreds of the Carites and of the guard had to make a covenant with Jehoiada and swear an oath in the house of Yahweh. Then he showed them the king’s son.</w:t>
+        <w:t>What did the commanders of hundreds of the Carite and of the guard have to do before they saw the king’s son?</w:t>
+      </w:r>
+    </w:p>
+    <w:p>
+      <w:pPr/>
+      <w:r>
+        <w:rPr>
+          <w:lang w:val="en_US" w:bidi="en_US"/>
+        </w:rPr>
+      </w:r>
+      <w:r>
+        <w:rPr>
+          <w:lang w:val="en_US" w:bidi="en_US"/>
+        </w:rPr>
+        <w:t>The commanders of hundreds of the Carite and of the guard had to make a covenant with Jehoiada and swear an oath in the house of Yahweh. Then he showed them the king’s son.</w:t>
       </w:r>
       <w:r>
         <w:rPr>
@@ -8283,7 +8283,7 @@
         <w:rPr>
           <w:lang w:val="en_US" w:bidi="en_US"/>
         </w:rPr>
-        <w:t>Jozacar, the son of Shimeath, and Jehozabad, the son of Shomer, his servants, attacked Joash.</w:t>
+        <w:t>Jozabad, the son of Shimeath, and Jehozabad, the son of Shomer, his servants, attacked Joash.</w:t>
       </w:r>
       <w:r>
         <w:rPr>
